--- a/media/R4444/output_dir/sm/说明追踪.docx
+++ b/media/R4444/output_dir/sm/说明追踪.docx
@@ -1,13 +1,13 @@
 
 <file path=word/document.xml><?xml version="1.0" encoding="utf-8"?>
-<w:document xmlns:wpc="http://schemas.microsoft.com/office/word/2010/wordprocessingCanvas" xmlns:cx="http://schemas.microsoft.com/office/drawing/2014/chartex" xmlns:cx1="http://schemas.microsoft.com/office/drawing/2015/9/8/chartex" xmlns:cx2="http://schemas.microsoft.com/office/drawing/2015/10/21/chartex" xmlns:cx3="http://schemas.microsoft.com/office/drawing/2016/5/9/chartex" xmlns:cx4="http://schemas.microsoft.com/office/drawing/2016/5/10/chartex" xmlns:cx5="http://schemas.microsoft.com/office/drawing/2016/5/11/chartex" xmlns:cx6="http://schemas.microsoft.com/office/drawing/2016/5/12/chartex" xmlns:cx7="http://schemas.microsoft.com/office/drawing/2016/5/13/chartex" xmlns:cx8="http://schemas.microsoft.com/office/drawing/2016/5/14/chartex" xmlns:mc="http://schemas.openxmlformats.org/markup-compatibility/2006" xmlns:aink="http://schemas.microsoft.com/office/drawing/2016/ink" xmlns:am3d="http://schemas.microsoft.com/office/drawing/2017/model3d" xmlns:o="urn:schemas-microsoft-com:office:office" xmlns:oel="http://schemas.microsoft.com/office/2019/extlst" xmlns:r="http://schemas.openxmlformats.org/officeDocument/2006/relationships" xmlns:m="http://schemas.openxmlformats.org/officeDocument/2006/math" xmlns:v="urn:schemas-microsoft-com:vml" xmlns:wp14="http://schemas.microsoft.com/office/word/2010/wordprocessingDrawing" xmlns:wp="http://schemas.openxmlformats.org/drawingml/2006/wordprocessingDrawing" xmlns:w10="urn:schemas-microsoft-com:office:word" xmlns:w="http://schemas.openxmlformats.org/wordprocessingml/2006/main" xmlns:w14="http://schemas.microsoft.com/office/word/2010/wordml" xmlns:w15="http://schemas.microsoft.com/office/word/2012/wordml" xmlns:w16cex="http://schemas.microsoft.com/office/word/2018/wordml/cex" xmlns:w16cid="http://schemas.microsoft.com/office/word/2016/wordml/cid" xmlns:w16="http://schemas.microsoft.com/office/word/2018/wordml" xmlns:w16sdtdh="http://schemas.microsoft.com/office/word/2020/wordml/sdtdatahash" xmlns:w16se="http://schemas.microsoft.com/office/word/2015/wordml/symex" xmlns:wpg="http://schemas.microsoft.com/office/word/2010/wordprocessingGroup" xmlns:wpi="http://schemas.microsoft.com/office/word/2010/wordprocessingInk" xmlns:wne="http://schemas.microsoft.com/office/word/2006/wordml" xmlns:wps="http://schemas.microsoft.com/office/word/2010/wordprocessingShape" mc:Ignorable="w14 w15 w16se w16cid w16 w16cex w16sdtdh wp14">
+<w:document xmlns:wpc="http://schemas.microsoft.com/office/word/2010/wordprocessingCanvas" xmlns:cx="http://schemas.microsoft.com/office/drawing/2014/chartex" xmlns:cx1="http://schemas.microsoft.com/office/drawing/2015/9/8/chartex" xmlns:cx2="http://schemas.microsoft.com/office/drawing/2015/10/21/chartex" xmlns:cx3="http://schemas.microsoft.com/office/drawing/2016/5/9/chartex" xmlns:cx4="http://schemas.microsoft.com/office/drawing/2016/5/10/chartex" xmlns:cx5="http://schemas.microsoft.com/office/drawing/2016/5/11/chartex" xmlns:cx6="http://schemas.microsoft.com/office/drawing/2016/5/12/chartex" xmlns:cx7="http://schemas.microsoft.com/office/drawing/2016/5/13/chartex" xmlns:cx8="http://schemas.microsoft.com/office/drawing/2016/5/14/chartex" xmlns:mc="http://schemas.openxmlformats.org/markup-compatibility/2006" xmlns:aink="http://schemas.microsoft.com/office/drawing/2016/ink" xmlns:am3d="http://schemas.microsoft.com/office/drawing/2017/model3d" xmlns:o="urn:schemas-microsoft-com:office:office" xmlns:oel="http://schemas.microsoft.com/office/2019/extlst" xmlns:r="http://schemas.openxmlformats.org/officeDocument/2006/relationships" xmlns:m="http://schemas.openxmlformats.org/officeDocument/2006/math" xmlns:v="urn:schemas-microsoft-com:vml" xmlns:wp14="http://schemas.microsoft.com/office/word/2010/wordprocessingDrawing" xmlns:wp="http://schemas.openxmlformats.org/drawingml/2006/wordprocessingDrawing" xmlns:w10="urn:schemas-microsoft-com:office:word" xmlns:w="http://schemas.openxmlformats.org/wordprocessingml/2006/main" xmlns:w14="http://schemas.microsoft.com/office/word/2010/wordml" xmlns:w15="http://schemas.microsoft.com/office/word/2012/wordml" xmlns:w16cex="http://schemas.microsoft.com/office/word/2018/wordml/cex" xmlns:w16cid="http://schemas.microsoft.com/office/word/2016/wordml/cid" xmlns:w16="http://schemas.microsoft.com/office/word/2018/wordml" xmlns:w16du="http://schemas.microsoft.com/office/word/2023/wordml/word16du" xmlns:w16sdtdh="http://schemas.microsoft.com/office/word/2020/wordml/sdtdatahash" xmlns:w16se="http://schemas.microsoft.com/office/word/2015/wordml/symex" xmlns:wpg="http://schemas.microsoft.com/office/word/2010/wordprocessingGroup" xmlns:wpi="http://schemas.microsoft.com/office/word/2010/wordprocessingInk" xmlns:wne="http://schemas.microsoft.com/office/word/2006/wordml" xmlns:wps="http://schemas.microsoft.com/office/word/2010/wordprocessingShape" mc:Ignorable="w14 w15 w16se w16cid w16 w16cex w16sdtdh w16du wp14">
   <w:body>
     <w:p>
       <w:pPr>
         <w:pStyle w:val="af0"/>
         <w:jc w:val="center"/>
         <w:rPr>
-          <w:rFonts w:ascii="黑体" w:hAnsi="黑体"/>
+          <w:rFonts w:ascii="黑体" w:hAnsi="黑体" w:hint="eastAsia"/>
           <w:sz w:val="21"/>
           <w:szCs w:val="21"/>
         </w:rPr>
@@ -195,7 +195,7 @@
               <w:pStyle w:val="14"/>
               <w:jc w:val="center"/>
               <w:rPr>
-                <w:rFonts w:ascii="黑体" w:eastAsia="黑体" w:hAnsi="黑体"/>
+                <w:rFonts w:ascii="黑体" w:eastAsia="黑体" w:hAnsi="黑体" w:hint="eastAsia"/>
                 <w:sz w:val="21"/>
                 <w:szCs w:val="21"/>
               </w:rPr>
@@ -220,7 +220,7 @@
               <w:pStyle w:val="14"/>
               <w:jc w:val="center"/>
               <w:rPr>
-                <w:rFonts w:ascii="黑体" w:eastAsia="黑体" w:hAnsi="黑体"/>
+                <w:rFonts w:ascii="黑体" w:eastAsia="黑体" w:hAnsi="黑体" w:hint="eastAsia"/>
                 <w:sz w:val="21"/>
                 <w:szCs w:val="21"/>
               </w:rPr>
@@ -245,7 +245,7 @@
               <w:pStyle w:val="14"/>
               <w:jc w:val="center"/>
               <w:rPr>
-                <w:rFonts w:ascii="黑体" w:eastAsia="黑体" w:hAnsi="黑体"/>
+                <w:rFonts w:ascii="黑体" w:eastAsia="黑体" w:hAnsi="黑体" w:hint="eastAsia"/>
                 <w:sz w:val="21"/>
                 <w:szCs w:val="21"/>
               </w:rPr>
@@ -270,7 +270,7 @@
               <w:pStyle w:val="14"/>
               <w:jc w:val="center"/>
               <w:rPr>
-                <w:rFonts w:ascii="黑体" w:eastAsia="黑体" w:hAnsi="黑体"/>
+                <w:rFonts w:ascii="黑体" w:eastAsia="黑体" w:hAnsi="黑体" w:hint="eastAsia"/>
                 <w:sz w:val="21"/>
                 <w:szCs w:val="21"/>
               </w:rPr>
@@ -295,7 +295,7 @@
               <w:pStyle w:val="14"/>
               <w:jc w:val="center"/>
               <w:rPr>
-                <w:rFonts w:ascii="黑体" w:eastAsia="黑体" w:hAnsi="黑体"/>
+                <w:rFonts w:ascii="黑体" w:eastAsia="黑体" w:hAnsi="黑体" w:hint="eastAsia"/>
                 <w:sz w:val="21"/>
                 <w:szCs w:val="21"/>
               </w:rPr>
@@ -320,7 +320,7 @@
               <w:pStyle w:val="14"/>
               <w:jc w:val="center"/>
               <w:rPr>
-                <w:rFonts w:ascii="黑体" w:eastAsia="黑体" w:hAnsi="黑体"/>
+                <w:rFonts w:ascii="黑体" w:eastAsia="黑体" w:hAnsi="黑体" w:hint="eastAsia"/>
                 <w:sz w:val="21"/>
                 <w:szCs w:val="21"/>
               </w:rPr>
@@ -345,7 +345,7 @@
               <w:pStyle w:val="14"/>
               <w:jc w:val="center"/>
               <w:rPr>
-                <w:rFonts w:ascii="黑体" w:eastAsia="黑体" w:hAnsi="黑体"/>
+                <w:rFonts w:ascii="黑体" w:eastAsia="黑体" w:hAnsi="黑体" w:hint="eastAsia"/>
                 <w:sz w:val="21"/>
                 <w:szCs w:val="21"/>
               </w:rPr>
@@ -370,7 +370,7 @@
               <w:pStyle w:val="14"/>
               <w:jc w:val="center"/>
               <w:rPr>
-                <w:rFonts w:ascii="黑体" w:eastAsia="黑体" w:hAnsi="黑体"/>
+                <w:rFonts w:ascii="黑体" w:eastAsia="黑体" w:hAnsi="黑体" w:hint="eastAsia"/>
                 <w:sz w:val="21"/>
                 <w:szCs w:val="21"/>
               </w:rPr>
@@ -416,7 +416,9 @@
             <w:vAlign w:val="center"/>
           </w:tcPr>
           <w:p>
-            <w:r/>
+            <w:r>
+              <w:t>/</w:t>
+            </w:r>
           </w:p>
         </w:tc>
         <w:tc>
@@ -426,7 +428,9 @@
             <w:vAlign w:val="center"/>
           </w:tcPr>
           <w:p>
-            <w:r/>
+            <w:r>
+              <w:t>/</w:t>
+            </w:r>
           </w:p>
         </w:tc>
         <w:tc>
@@ -441,7 +445,6 @@
               <w:spacing w:line="240" w:lineRule="auto"/>
               <w:ind w:firstLineChars="0" w:firstLine="0"/>
               <w:rPr>
-                <w:rFonts w:hint="eastAsia"/>
                 <w:sz w:val="21"/>
                 <w:szCs w:val="21"/>
               </w:rPr>
@@ -475,7 +478,6 @@
               <w:spacing w:line="240" w:lineRule="auto"/>
               <w:ind w:firstLineChars="0" w:firstLine="0"/>
               <w:rPr>
-                <w:rFonts w:hint="eastAsia"/>
                 <w:sz w:val="21"/>
                 <w:szCs w:val="21"/>
               </w:rPr>
@@ -509,7 +511,6 @@
               <w:spacing w:line="240" w:lineRule="auto"/>
               <w:ind w:firstLineChars="0" w:firstLine="0"/>
               <w:rPr>
-                <w:rFonts w:hint="eastAsia"/>
                 <w:sz w:val="21"/>
                 <w:szCs w:val="21"/>
               </w:rPr>
@@ -539,7 +540,6 @@
           <w:p>
             <w:pPr>
               <w:rPr>
-                <w:rFonts w:hint="eastAsia"/>
                 <w:szCs w:val="21"/>
               </w:rPr>
             </w:pPr>
@@ -548,7 +548,7 @@
                 <w:rFonts w:hint="eastAsia"/>
                 <w:szCs w:val="21"/>
               </w:rPr>
-              <w:t xml:space="preserve">静态分析</w:t>
+              <w:t xml:space="preserve">静态分析111</w:t>
             </w:r>
           </w:p>
         </w:tc>
@@ -624,7 +624,6 @@
               <w:spacing w:line="240" w:lineRule="auto"/>
               <w:ind w:firstLineChars="0" w:firstLine="0"/>
               <w:rPr>
-                <w:rFonts w:hint="eastAsia"/>
                 <w:sz w:val="21"/>
                 <w:szCs w:val="21"/>
               </w:rPr>
@@ -658,7 +657,6 @@
               <w:spacing w:line="240" w:lineRule="auto"/>
               <w:ind w:firstLineChars="0" w:firstLine="0"/>
               <w:rPr>
-                <w:rFonts w:hint="eastAsia"/>
                 <w:sz w:val="21"/>
                 <w:szCs w:val="21"/>
               </w:rPr>
@@ -669,7 +667,7 @@
                 <w:sz w:val="21"/>
                 <w:szCs w:val="21"/>
               </w:rPr>
-              <w:t xml:space="preserve">代码审查</w:t>
+              <w:t xml:space="preserve">代码审查111</w:t>
             </w:r>
             <w:r>
               <w:rPr>
@@ -692,7 +690,6 @@
               <w:spacing w:line="240" w:lineRule="auto"/>
               <w:ind w:firstLineChars="0" w:firstLine="0"/>
               <w:rPr>
-                <w:rFonts w:hint="eastAsia"/>
                 <w:sz w:val="21"/>
                 <w:szCs w:val="21"/>
               </w:rPr>
@@ -722,7 +719,6 @@
           <w:p>
             <w:pPr>
               <w:rPr>
-                <w:rFonts w:hint="eastAsia"/>
                 <w:szCs w:val="21"/>
               </w:rPr>
             </w:pPr>
@@ -807,7 +803,6 @@
               <w:spacing w:line="240" w:lineRule="auto"/>
               <w:ind w:firstLineChars="0" w:firstLine="0"/>
               <w:rPr>
-                <w:rFonts w:hint="eastAsia"/>
                 <w:sz w:val="21"/>
                 <w:szCs w:val="21"/>
               </w:rPr>
@@ -841,7 +836,6 @@
               <w:spacing w:line="240" w:lineRule="auto"/>
               <w:ind w:firstLineChars="0" w:firstLine="0"/>
               <w:rPr>
-                <w:rFonts w:hint="eastAsia"/>
                 <w:sz w:val="21"/>
                 <w:szCs w:val="21"/>
               </w:rPr>
@@ -852,7 +846,7 @@
                 <w:sz w:val="21"/>
                 <w:szCs w:val="21"/>
               </w:rPr>
-              <w:t xml:space="preserve">文档审查</w:t>
+              <w:t xml:space="preserve">文档审查111</w:t>
             </w:r>
             <w:r>
               <w:rPr>
@@ -875,7 +869,6 @@
               <w:spacing w:line="240" w:lineRule="auto"/>
               <w:ind w:firstLineChars="0" w:firstLine="0"/>
               <w:rPr>
-                <w:rFonts w:hint="eastAsia"/>
                 <w:sz w:val="21"/>
                 <w:szCs w:val="21"/>
               </w:rPr>
@@ -905,7 +898,6 @@
           <w:p>
             <w:pPr>
               <w:rPr>
-                <w:rFonts w:hint="eastAsia"/>
                 <w:szCs w:val="21"/>
               </w:rPr>
             </w:pPr>
@@ -990,7 +982,6 @@
               <w:spacing w:line="240" w:lineRule="auto"/>
               <w:ind w:firstLineChars="0" w:firstLine="0"/>
               <w:rPr>
-                <w:rFonts w:hint="eastAsia"/>
                 <w:sz w:val="21"/>
                 <w:szCs w:val="21"/>
               </w:rPr>
@@ -1017,7 +1008,6 @@
               <w:spacing w:line="240" w:lineRule="auto"/>
               <w:ind w:firstLineChars="0" w:firstLine="0"/>
               <w:rPr>
-                <w:rFonts w:hint="eastAsia"/>
                 <w:sz w:val="21"/>
                 <w:szCs w:val="21"/>
               </w:rPr>
@@ -1044,7 +1034,6 @@
               <w:spacing w:line="240" w:lineRule="auto"/>
               <w:ind w:firstLineChars="0" w:firstLine="0"/>
               <w:rPr>
-                <w:rFonts w:hint="eastAsia"/>
                 <w:sz w:val="21"/>
                 <w:szCs w:val="21"/>
               </w:rPr>
@@ -1067,7 +1056,6 @@
           <w:p>
             <w:pPr>
               <w:rPr>
-                <w:rFonts w:hint="eastAsia"/>
                 <w:szCs w:val="21"/>
               </w:rPr>
             </w:pPr>
@@ -1152,7 +1140,6 @@
               <w:spacing w:line="240" w:lineRule="auto"/>
               <w:ind w:firstLineChars="0" w:firstLine="0"/>
               <w:rPr>
-                <w:rFonts w:hint="eastAsia"/>
                 <w:sz w:val="21"/>
                 <w:szCs w:val="21"/>
               </w:rPr>
@@ -1179,7 +1166,6 @@
               <w:spacing w:line="240" w:lineRule="auto"/>
               <w:ind w:firstLineChars="0" w:firstLine="0"/>
               <w:rPr>
-                <w:rFonts w:hint="eastAsia"/>
                 <w:sz w:val="21"/>
                 <w:szCs w:val="21"/>
               </w:rPr>
@@ -1206,7 +1192,6 @@
               <w:spacing w:line="240" w:lineRule="auto"/>
               <w:ind w:firstLineChars="0" w:firstLine="0"/>
               <w:rPr>
-                <w:rFonts w:hint="eastAsia"/>
                 <w:sz w:val="21"/>
                 <w:szCs w:val="21"/>
               </w:rPr>
@@ -1229,7 +1214,6 @@
           <w:p>
             <w:pPr>
               <w:rPr>
-                <w:rFonts w:hint="eastAsia"/>
                 <w:szCs w:val="21"/>
               </w:rPr>
             </w:pPr>
@@ -1314,7 +1298,6 @@
               <w:spacing w:line="240" w:lineRule="auto"/>
               <w:ind w:firstLineChars="0" w:firstLine="0"/>
               <w:rPr>
-                <w:rFonts w:hint="eastAsia"/>
                 <w:sz w:val="21"/>
                 <w:szCs w:val="21"/>
               </w:rPr>
@@ -1341,7 +1324,6 @@
               <w:spacing w:line="240" w:lineRule="auto"/>
               <w:ind w:firstLineChars="0" w:firstLine="0"/>
               <w:rPr>
-                <w:rFonts w:hint="eastAsia"/>
                 <w:sz w:val="21"/>
                 <w:szCs w:val="21"/>
               </w:rPr>
@@ -1368,7 +1350,6 @@
               <w:spacing w:line="240" w:lineRule="auto"/>
               <w:ind w:firstLineChars="0" w:firstLine="0"/>
               <w:rPr>
-                <w:rFonts w:hint="eastAsia"/>
                 <w:sz w:val="21"/>
                 <w:szCs w:val="21"/>
               </w:rPr>
@@ -1391,7 +1372,6 @@
           <w:p>
             <w:pPr>
               <w:rPr>
-                <w:rFonts w:hint="eastAsia"/>
                 <w:szCs w:val="21"/>
               </w:rPr>
             </w:pPr>
@@ -1476,7 +1456,6 @@
               <w:spacing w:line="240" w:lineRule="auto"/>
               <w:ind w:firstLineChars="0" w:firstLine="0"/>
               <w:rPr>
-                <w:rFonts w:hint="eastAsia"/>
                 <w:sz w:val="21"/>
                 <w:szCs w:val="21"/>
               </w:rPr>
@@ -1503,7 +1482,6 @@
               <w:spacing w:line="240" w:lineRule="auto"/>
               <w:ind w:firstLineChars="0" w:firstLine="0"/>
               <w:rPr>
-                <w:rFonts w:hint="eastAsia"/>
                 <w:sz w:val="21"/>
                 <w:szCs w:val="21"/>
               </w:rPr>
@@ -1530,7 +1508,6 @@
               <w:spacing w:line="240" w:lineRule="auto"/>
               <w:ind w:firstLineChars="0" w:firstLine="0"/>
               <w:rPr>
-                <w:rFonts w:hint="eastAsia"/>
                 <w:sz w:val="21"/>
                 <w:szCs w:val="21"/>
               </w:rPr>
@@ -1553,7 +1530,6 @@
           <w:p>
             <w:pPr>
               <w:rPr>
-                <w:rFonts w:hint="eastAsia"/>
                 <w:szCs w:val="21"/>
               </w:rPr>
             </w:pPr>
@@ -1638,7 +1614,6 @@
               <w:spacing w:line="240" w:lineRule="auto"/>
               <w:ind w:firstLineChars="0" w:firstLine="0"/>
               <w:rPr>
-                <w:rFonts w:hint="eastAsia"/>
                 <w:sz w:val="21"/>
                 <w:szCs w:val="21"/>
               </w:rPr>
@@ -1665,7 +1640,6 @@
               <w:spacing w:line="240" w:lineRule="auto"/>
               <w:ind w:firstLineChars="0" w:firstLine="0"/>
               <w:rPr>
-                <w:rFonts w:hint="eastAsia"/>
                 <w:sz w:val="21"/>
                 <w:szCs w:val="21"/>
               </w:rPr>
@@ -1692,7 +1666,6 @@
               <w:spacing w:line="240" w:lineRule="auto"/>
               <w:ind w:firstLineChars="0" w:firstLine="0"/>
               <w:rPr>
-                <w:rFonts w:hint="eastAsia"/>
                 <w:sz w:val="21"/>
                 <w:szCs w:val="21"/>
               </w:rPr>
@@ -1715,7 +1688,6 @@
           <w:p>
             <w:pPr>
               <w:rPr>
-                <w:rFonts w:hint="eastAsia"/>
                 <w:szCs w:val="21"/>
               </w:rPr>
             </w:pPr>
@@ -1800,7 +1772,6 @@
               <w:spacing w:line="240" w:lineRule="auto"/>
               <w:ind w:firstLineChars="0" w:firstLine="0"/>
               <w:rPr>
-                <w:rFonts w:hint="eastAsia"/>
                 <w:sz w:val="21"/>
                 <w:szCs w:val="21"/>
               </w:rPr>
@@ -1827,7 +1798,6 @@
               <w:spacing w:line="240" w:lineRule="auto"/>
               <w:ind w:firstLineChars="0" w:firstLine="0"/>
               <w:rPr>
-                <w:rFonts w:hint="eastAsia"/>
                 <w:sz w:val="21"/>
                 <w:szCs w:val="21"/>
               </w:rPr>
@@ -1854,7 +1824,6 @@
               <w:spacing w:line="240" w:lineRule="auto"/>
               <w:ind w:firstLineChars="0" w:firstLine="0"/>
               <w:rPr>
-                <w:rFonts w:hint="eastAsia"/>
                 <w:sz w:val="21"/>
                 <w:szCs w:val="21"/>
               </w:rPr>
@@ -1877,7 +1846,6 @@
           <w:p>
             <w:pPr>
               <w:rPr>
-                <w:rFonts w:hint="eastAsia"/>
                 <w:szCs w:val="21"/>
               </w:rPr>
             </w:pPr>
@@ -1911,6 +1879,551 @@
           </w:p>
         </w:tc>
       </w:tr>
+      <w:tr>
+        <w:trPr>
+          <w:jc w:val="center"/>
+        </w:trPr>
+        <w:tc>
+          <w:tcPr>
+            <w:tcW w:w="626" w:type="dxa"/>
+            <w:vAlign w:val="center"/>
+          </w:tcPr>
+          <w:p>
+            <w:pPr>
+              <w:numPr>
+                <w:ilvl w:val="0"/>
+                <w:numId w:val="66"/>
+              </w:numPr>
+              <w:ind w:left="420" w:hanging="420"/>
+              <w:jc w:val="center"/>
+              <w:rPr>
+                <w:szCs w:val="21"/>
+              </w:rPr>
+            </w:pPr>
+          </w:p>
+        </w:tc>
+        <w:tc>
+          <w:tcPr>
+            <w:tcW w:w="1026" w:type="dxa"/>
+            <w:vMerge w:val="restart"/>
+            <w:vAlign w:val="center"/>
+          </w:tcPr>
+          <w:p>
+            <w:r>
+              <w:t>3.3.3</w:t>
+            </w:r>
+          </w:p>
+        </w:tc>
+        <w:tc>
+          <w:tcPr>
+            <w:tcW w:w="961" w:type="dxa"/>
+            <w:vMerge w:val="restart"/>
+            <w:vAlign w:val="center"/>
+          </w:tcPr>
+          <w:p>
+            <w:r>
+              <w:t>测试设计需求首轮哟</w:t>
+            </w:r>
+          </w:p>
+        </w:tc>
+        <w:tc>
+          <w:tcPr>
+            <w:tcW w:w="1537" w:type="dxa"/>
+            <w:vAlign w:val="center"/>
+            <w:vMerge w:val="restart"/>
+          </w:tcPr>
+          <w:p>
+            <w:pPr>
+              <w:pStyle w:val="aff2"/>
+              <w:spacing w:line="240" w:lineRule="auto"/>
+              <w:ind w:firstLineChars="0" w:firstLine="0"/>
+              <w:rPr>
+                <w:sz w:val="21"/>
+                <w:szCs w:val="21"/>
+              </w:rPr>
+            </w:pPr>
+            <w:r>
+              <w:rPr>
+                <w:rFonts w:hint="eastAsia"/>
+                <w:sz w:val="21"/>
+                <w:szCs w:val="21"/>
+              </w:rPr>
+              <w:t xml:space="preserve">6.2.4.3</w:t>
+            </w:r>
+            <w:r>
+              <w:rPr>
+                <w:sz w:val="21"/>
+                <w:szCs w:val="21"/>
+              </w:rPr>
+              <w:t xml:space="preserve"/>
+            </w:r>
+          </w:p>
+        </w:tc>
+        <w:tc>
+          <w:tcPr>
+            <w:tcW w:w="1537" w:type="dxa"/>
+            <w:vAlign w:val="center"/>
+            <w:vMerge w:val="restart"/>
+          </w:tcPr>
+          <w:p>
+            <w:pPr>
+              <w:pStyle w:val="aff2"/>
+              <w:spacing w:line="240" w:lineRule="auto"/>
+              <w:ind w:firstLineChars="0" w:firstLine="0"/>
+              <w:rPr>
+                <w:sz w:val="21"/>
+                <w:szCs w:val="21"/>
+              </w:rPr>
+            </w:pPr>
+            <w:r>
+              <w:rPr>
+                <w:rFonts w:hint="eastAsia"/>
+                <w:sz w:val="21"/>
+                <w:szCs w:val="21"/>
+              </w:rPr>
+              <w:t xml:space="preserve">首轮测试项1号</w:t>
+            </w:r>
+            <w:r>
+              <w:rPr>
+                <w:sz w:val="21"/>
+                <w:szCs w:val="21"/>
+              </w:rPr>
+              <w:t xml:space="preserve"/>
+            </w:r>
+          </w:p>
+        </w:tc>
+        <w:tc>
+          <w:tcPr>
+            <w:tcW w:w="2087" w:type="dxa"/>
+            <w:vAlign w:val="center"/>
+            <w:vMerge w:val="restart"/>
+          </w:tcPr>
+          <w:p>
+            <w:pPr>
+              <w:pStyle w:val="aff2"/>
+              <w:spacing w:line="240" w:lineRule="auto"/>
+              <w:ind w:firstLineChars="0" w:firstLine="0"/>
+              <w:rPr>
+                <w:sz w:val="21"/>
+                <w:szCs w:val="21"/>
+              </w:rPr>
+            </w:pPr>
+            <w:r>
+              <w:rPr>
+                <w:rFonts w:hint="eastAsia"/>
+                <w:sz w:val="21"/>
+                <w:szCs w:val="21"/>
+              </w:rPr>
+              <w:t xml:space="preserve">XQ_FT_CCCC</w:t>
+            </w:r>
+            <w:r>
+              <w:rPr>
+                <w:sz w:val="21"/>
+                <w:szCs w:val="21"/>
+              </w:rPr>
+              <w:t xml:space="preserve"/>
+            </w:r>
+          </w:p>
+        </w:tc>
+        <w:tc>
+          <w:tcPr>
+            <w:tcW w:w="3214" w:type="dxa"/>
+            <w:vAlign w:val="center"/>
+          </w:tcPr>
+          <w:p>
+            <w:pPr>
+              <w:rPr>
+                <w:szCs w:val="21"/>
+              </w:rPr>
+            </w:pPr>
+            <w:r>
+              <w:rPr>
+                <w:rFonts w:hint="eastAsia"/>
+                <w:szCs w:val="21"/>
+              </w:rPr>
+              <w:t xml:space="preserve">测试用例1号首轮滴</w:t>
+            </w:r>
+          </w:p>
+        </w:tc>
+        <w:tc>
+          <w:tcPr>
+            <w:tcW w:w="2984" w:type="dxa"/>
+            <w:vAlign w:val="center"/>
+          </w:tcPr>
+          <w:p>
+            <w:pPr>
+              <w:rPr>
+                <w:szCs w:val="21"/>
+              </w:rPr>
+            </w:pPr>
+            <w:r>
+              <w:rPr>
+                <w:rFonts w:hint="eastAsia"/>
+                <w:szCs w:val="21"/>
+              </w:rPr>
+              <w:t xml:space="preserve">YL_FT_CCCC_001</w:t>
+            </w:r>
+          </w:p>
+        </w:tc>
+      </w:tr>
+      <w:tr>
+        <w:trPr>
+          <w:jc w:val="center"/>
+        </w:trPr>
+        <w:tc>
+          <w:tcPr>
+            <w:tcW w:w="626" w:type="dxa"/>
+            <w:vAlign w:val="center"/>
+          </w:tcPr>
+          <w:p>
+            <w:pPr>
+              <w:numPr>
+                <w:ilvl w:val="0"/>
+                <w:numId w:val="66"/>
+              </w:numPr>
+              <w:ind w:left="420" w:hanging="420"/>
+              <w:jc w:val="center"/>
+              <w:rPr>
+                <w:szCs w:val="21"/>
+              </w:rPr>
+            </w:pPr>
+          </w:p>
+        </w:tc>
+        <w:tc>
+          <w:tcPr>
+            <w:tcW w:w="1026" w:type="dxa"/>
+            <w:vMerge/>
+            <w:vAlign w:val="center"/>
+          </w:tcPr>
+          <w:p/>
+        </w:tc>
+        <w:tc>
+          <w:tcPr>
+            <w:tcW w:w="961" w:type="dxa"/>
+            <w:vMerge/>
+            <w:vAlign w:val="center"/>
+          </w:tcPr>
+          <w:p/>
+        </w:tc>
+        <w:tc>
+          <w:tcPr>
+            <w:tcW w:w="1537" w:type="dxa"/>
+            <w:vAlign w:val="center"/>
+            <w:vMerge w:val="restart"/>
+          </w:tcPr>
+          <w:p>
+            <w:pPr>
+              <w:pStyle w:val="aff2"/>
+              <w:spacing w:line="240" w:lineRule="auto"/>
+              <w:ind w:firstLineChars="0" w:firstLine="0"/>
+              <w:rPr>
+                <w:sz w:val="21"/>
+                <w:szCs w:val="21"/>
+              </w:rPr>
+            </w:pPr>
+            <w:r>
+              <w:rPr>
+                <w:rFonts w:hint="eastAsia"/>
+                <w:sz w:val="21"/>
+                <w:szCs w:val="21"/>
+              </w:rPr>
+              <w:t xml:space="preserve">6.2.4.4</w:t>
+            </w:r>
+            <w:r>
+              <w:rPr>
+                <w:sz w:val="21"/>
+                <w:szCs w:val="21"/>
+              </w:rPr>
+              <w:t xml:space="preserve"/>
+            </w:r>
+          </w:p>
+        </w:tc>
+        <w:tc>
+          <w:tcPr>
+            <w:tcW w:w="1537" w:type="dxa"/>
+            <w:vAlign w:val="center"/>
+            <w:vMerge w:val="restart"/>
+          </w:tcPr>
+          <w:p>
+            <w:pPr>
+              <w:pStyle w:val="aff2"/>
+              <w:spacing w:line="240" w:lineRule="auto"/>
+              <w:ind w:firstLineChars="0" w:firstLine="0"/>
+              <w:rPr>
+                <w:sz w:val="21"/>
+                <w:szCs w:val="21"/>
+              </w:rPr>
+            </w:pPr>
+            <w:r>
+              <w:rPr>
+                <w:rFonts w:hint="eastAsia"/>
+                <w:sz w:val="21"/>
+                <w:szCs w:val="21"/>
+              </w:rPr>
+              <w:t xml:space="preserve">某测试项</w:t>
+            </w:r>
+            <w:r>
+              <w:rPr>
+                <w:sz w:val="21"/>
+                <w:szCs w:val="21"/>
+              </w:rPr>
+              <w:t xml:space="preserve"/>
+            </w:r>
+          </w:p>
+        </w:tc>
+        <w:tc>
+          <w:tcPr>
+            <w:tcW w:w="2087" w:type="dxa"/>
+            <w:vAlign w:val="center"/>
+            <w:vMerge w:val="restart"/>
+          </w:tcPr>
+          <w:p>
+            <w:pPr>
+              <w:pStyle w:val="aff2"/>
+              <w:spacing w:line="240" w:lineRule="auto"/>
+              <w:ind w:firstLineChars="0" w:firstLine="0"/>
+              <w:rPr>
+                <w:sz w:val="21"/>
+                <w:szCs w:val="21"/>
+              </w:rPr>
+            </w:pPr>
+            <w:r>
+              <w:rPr>
+                <w:rFonts w:hint="eastAsia"/>
+                <w:sz w:val="21"/>
+                <w:szCs w:val="21"/>
+              </w:rPr>
+              <w:t xml:space="preserve">XQ_FT_PPPP</w:t>
+            </w:r>
+            <w:r>
+              <w:rPr>
+                <w:sz w:val="21"/>
+                <w:szCs w:val="21"/>
+              </w:rPr>
+              <w:t xml:space="preserve"/>
+            </w:r>
+          </w:p>
+        </w:tc>
+        <w:tc>
+          <w:tcPr>
+            <w:tcW w:w="3214" w:type="dxa"/>
+            <w:vAlign w:val="center"/>
+          </w:tcPr>
+          <w:p>
+            <w:pPr>
+              <w:rPr>
+                <w:szCs w:val="21"/>
+              </w:rPr>
+            </w:pPr>
+            <w:r>
+              <w:rPr>
+                <w:rFonts w:hint="eastAsia"/>
+                <w:szCs w:val="21"/>
+              </w:rPr>
+              <w:t xml:space="preserve">阿萨德</w:t>
+            </w:r>
+          </w:p>
+        </w:tc>
+        <w:tc>
+          <w:tcPr>
+            <w:tcW w:w="2984" w:type="dxa"/>
+            <w:vAlign w:val="center"/>
+          </w:tcPr>
+          <w:p>
+            <w:pPr>
+              <w:rPr>
+                <w:szCs w:val="21"/>
+              </w:rPr>
+            </w:pPr>
+            <w:r>
+              <w:rPr>
+                <w:rFonts w:hint="eastAsia"/>
+                <w:szCs w:val="21"/>
+              </w:rPr>
+              <w:t xml:space="preserve">YL_FT_PPPP_001</w:t>
+            </w:r>
+          </w:p>
+        </w:tc>
+      </w:tr>
+      <w:tr>
+        <w:trPr>
+          <w:jc w:val="center"/>
+        </w:trPr>
+        <w:tc>
+          <w:tcPr>
+            <w:tcW w:w="626" w:type="dxa"/>
+            <w:vAlign w:val="center"/>
+          </w:tcPr>
+          <w:p>
+            <w:pPr>
+              <w:numPr>
+                <w:ilvl w:val="0"/>
+                <w:numId w:val="66"/>
+              </w:numPr>
+              <w:ind w:left="420" w:hanging="420"/>
+              <w:jc w:val="center"/>
+              <w:rPr>
+                <w:szCs w:val="21"/>
+              </w:rPr>
+            </w:pPr>
+          </w:p>
+        </w:tc>
+        <w:tc>
+          <w:tcPr>
+            <w:tcW w:w="1026" w:type="dxa"/>
+            <w:vMerge/>
+            <w:vAlign w:val="center"/>
+          </w:tcPr>
+          <w:p/>
+        </w:tc>
+        <w:tc>
+          <w:tcPr>
+            <w:tcW w:w="961" w:type="dxa"/>
+            <w:vMerge/>
+            <w:vAlign w:val="center"/>
+          </w:tcPr>
+          <w:p/>
+        </w:tc>
+        <w:tc>
+          <w:tcPr>
+            <w:tcW w:w="1537" w:type="dxa"/>
+            <w:vAlign w:val="center"/>
+            <w:vMerge w:val="restart"/>
+          </w:tcPr>
+          <w:p>
+            <w:pPr>
+              <w:pStyle w:val="aff2"/>
+              <w:spacing w:line="240" w:lineRule="auto"/>
+              <w:ind w:firstLineChars="0" w:firstLine="0"/>
+              <w:rPr>
+                <w:sz w:val="21"/>
+                <w:szCs w:val="21"/>
+              </w:rPr>
+            </w:pPr>
+            <w:r>
+              <w:rPr>
+                <w:rFonts w:hint="eastAsia"/>
+                <w:sz w:val="21"/>
+                <w:szCs w:val="21"/>
+              </w:rPr>
+              <w:t xml:space="preserve">6.2.4.5</w:t>
+            </w:r>
+            <w:r>
+              <w:rPr>
+                <w:sz w:val="21"/>
+                <w:szCs w:val="21"/>
+              </w:rPr>
+              <w:t xml:space="preserve"/>
+            </w:r>
+          </w:p>
+        </w:tc>
+        <w:tc>
+          <w:tcPr>
+            <w:tcW w:w="1537" w:type="dxa"/>
+            <w:vAlign w:val="center"/>
+            <w:vMerge w:val="restart"/>
+          </w:tcPr>
+          <w:p>
+            <w:pPr>
+              <w:pStyle w:val="aff2"/>
+              <w:spacing w:line="240" w:lineRule="auto"/>
+              <w:ind w:firstLineChars="0" w:firstLine="0"/>
+              <w:rPr>
+                <w:sz w:val="21"/>
+                <w:szCs w:val="21"/>
+              </w:rPr>
+            </w:pPr>
+            <w:r>
+              <w:rPr>
+                <w:rFonts w:hint="eastAsia"/>
+                <w:sz w:val="21"/>
+                <w:szCs w:val="21"/>
+              </w:rPr>
+              <w:t xml:space="preserve">站内信测试项</w:t>
+            </w:r>
+            <w:r>
+              <w:rPr>
+                <w:sz w:val="21"/>
+                <w:szCs w:val="21"/>
+              </w:rPr>
+              <w:t xml:space="preserve"/>
+            </w:r>
+          </w:p>
+        </w:tc>
+        <w:tc>
+          <w:tcPr>
+            <w:tcW w:w="2087" w:type="dxa"/>
+            <w:vAlign w:val="center"/>
+            <w:vMerge w:val="restart"/>
+          </w:tcPr>
+          <w:p>
+            <w:pPr>
+              <w:pStyle w:val="aff2"/>
+              <w:spacing w:line="240" w:lineRule="auto"/>
+              <w:ind w:firstLineChars="0" w:firstLine="0"/>
+              <w:rPr>
+                <w:sz w:val="21"/>
+                <w:szCs w:val="21"/>
+              </w:rPr>
+            </w:pPr>
+            <w:r>
+              <w:rPr>
+                <w:rFonts w:hint="eastAsia"/>
+                <w:sz w:val="21"/>
+                <w:szCs w:val="21"/>
+              </w:rPr>
+              <w:t xml:space="preserve">XQ_FT_DDDD</w:t>
+            </w:r>
+            <w:r>
+              <w:rPr>
+                <w:sz w:val="21"/>
+                <w:szCs w:val="21"/>
+              </w:rPr>
+              <w:t xml:space="preserve"/>
+            </w:r>
+          </w:p>
+        </w:tc>
+        <w:tc>
+          <w:tcPr>
+            <w:tcW w:w="3214" w:type="dxa"/>
+            <w:vAlign w:val="center"/>
+          </w:tcPr>
+          <w:p>
+            <w:pPr>
+              <w:rPr>
+                <w:szCs w:val="21"/>
+              </w:rPr>
+            </w:pPr>
+            <w:r>
+              <w:rPr>
+                <w:rFonts w:hint="eastAsia"/>
+                <w:szCs w:val="21"/>
+              </w:rPr>
+              <w:t xml:space="preserve">DDD</w:t>
+            </w:r>
+          </w:p>
+        </w:tc>
+        <w:tc>
+          <w:tcPr>
+            <w:tcW w:w="2984" w:type="dxa"/>
+            <w:vAlign w:val="center"/>
+          </w:tcPr>
+          <w:p>
+            <w:pPr>
+              <w:rPr>
+                <w:szCs w:val="21"/>
+              </w:rPr>
+            </w:pPr>
+            <w:r>
+              <w:rPr>
+                <w:rFonts w:hint="eastAsia"/>
+                <w:szCs w:val="21"/>
+              </w:rPr>
+              <w:t xml:space="preserve">YL_FT_DDDD_001</w:t>
+            </w:r>
+          </w:p>
+        </w:tc>
+      </w:tr>
     </w:tbl>
     <w:p/>
     <w:sectPr>
@@ -1927,7 +2440,7 @@
 </file>
 
 <file path=word/endnotes.xml><?xml version="1.0" encoding="utf-8"?>
-<w:endnotes xmlns:wpc="http://schemas.microsoft.com/office/word/2010/wordprocessingCanvas" xmlns:cx="http://schemas.microsoft.com/office/drawing/2014/chartex" xmlns:cx1="http://schemas.microsoft.com/office/drawing/2015/9/8/chartex" xmlns:cx2="http://schemas.microsoft.com/office/drawing/2015/10/21/chartex" xmlns:cx3="http://schemas.microsoft.com/office/drawing/2016/5/9/chartex" xmlns:cx4="http://schemas.microsoft.com/office/drawing/2016/5/10/chartex" xmlns:cx5="http://schemas.microsoft.com/office/drawing/2016/5/11/chartex" xmlns:cx6="http://schemas.microsoft.com/office/drawing/2016/5/12/chartex" xmlns:cx7="http://schemas.microsoft.com/office/drawing/2016/5/13/chartex" xmlns:cx8="http://schemas.microsoft.com/office/drawing/2016/5/14/chartex" xmlns:mc="http://schemas.openxmlformats.org/markup-compatibility/2006" xmlns:aink="http://schemas.microsoft.com/office/drawing/2016/ink" xmlns:am3d="http://schemas.microsoft.com/office/drawing/2017/model3d" xmlns:o="urn:schemas-microsoft-com:office:office" xmlns:oel="http://schemas.microsoft.com/office/2019/extlst" xmlns:r="http://schemas.openxmlformats.org/officeDocument/2006/relationships" xmlns:m="http://schemas.openxmlformats.org/officeDocument/2006/math" xmlns:v="urn:schemas-microsoft-com:vml" xmlns:wp14="http://schemas.microsoft.com/office/word/2010/wordprocessingDrawing" xmlns:wp="http://schemas.openxmlformats.org/drawingml/2006/wordprocessingDrawing" xmlns:w10="urn:schemas-microsoft-com:office:word" xmlns:w="http://schemas.openxmlformats.org/wordprocessingml/2006/main" xmlns:w14="http://schemas.microsoft.com/office/word/2010/wordml" xmlns:w15="http://schemas.microsoft.com/office/word/2012/wordml" xmlns:w16cex="http://schemas.microsoft.com/office/word/2018/wordml/cex" xmlns:w16cid="http://schemas.microsoft.com/office/word/2016/wordml/cid" xmlns:w16="http://schemas.microsoft.com/office/word/2018/wordml" xmlns:w16sdtdh="http://schemas.microsoft.com/office/word/2020/wordml/sdtdatahash" xmlns:w16se="http://schemas.microsoft.com/office/word/2015/wordml/symex" xmlns:wpg="http://schemas.microsoft.com/office/word/2010/wordprocessingGroup" xmlns:wpi="http://schemas.microsoft.com/office/word/2010/wordprocessingInk" xmlns:wne="http://schemas.microsoft.com/office/word/2006/wordml" xmlns:wps="http://schemas.microsoft.com/office/word/2010/wordprocessingShape" mc:Ignorable="w14 w15 w16se w16cid w16 w16cex w16sdtdh wp14">
+<w:endnotes xmlns:wpc="http://schemas.microsoft.com/office/word/2010/wordprocessingCanvas" xmlns:cx="http://schemas.microsoft.com/office/drawing/2014/chartex" xmlns:cx1="http://schemas.microsoft.com/office/drawing/2015/9/8/chartex" xmlns:cx2="http://schemas.microsoft.com/office/drawing/2015/10/21/chartex" xmlns:cx3="http://schemas.microsoft.com/office/drawing/2016/5/9/chartex" xmlns:cx4="http://schemas.microsoft.com/office/drawing/2016/5/10/chartex" xmlns:cx5="http://schemas.microsoft.com/office/drawing/2016/5/11/chartex" xmlns:cx6="http://schemas.microsoft.com/office/drawing/2016/5/12/chartex" xmlns:cx7="http://schemas.microsoft.com/office/drawing/2016/5/13/chartex" xmlns:cx8="http://schemas.microsoft.com/office/drawing/2016/5/14/chartex" xmlns:mc="http://schemas.openxmlformats.org/markup-compatibility/2006" xmlns:aink="http://schemas.microsoft.com/office/drawing/2016/ink" xmlns:am3d="http://schemas.microsoft.com/office/drawing/2017/model3d" xmlns:o="urn:schemas-microsoft-com:office:office" xmlns:oel="http://schemas.microsoft.com/office/2019/extlst" xmlns:r="http://schemas.openxmlformats.org/officeDocument/2006/relationships" xmlns:m="http://schemas.openxmlformats.org/officeDocument/2006/math" xmlns:v="urn:schemas-microsoft-com:vml" xmlns:wp14="http://schemas.microsoft.com/office/word/2010/wordprocessingDrawing" xmlns:wp="http://schemas.openxmlformats.org/drawingml/2006/wordprocessingDrawing" xmlns:w10="urn:schemas-microsoft-com:office:word" xmlns:w="http://schemas.openxmlformats.org/wordprocessingml/2006/main" xmlns:w14="http://schemas.microsoft.com/office/word/2010/wordml" xmlns:w15="http://schemas.microsoft.com/office/word/2012/wordml" xmlns:w16cex="http://schemas.microsoft.com/office/word/2018/wordml/cex" xmlns:w16cid="http://schemas.microsoft.com/office/word/2016/wordml/cid" xmlns:w16="http://schemas.microsoft.com/office/word/2018/wordml" xmlns:w16du="http://schemas.microsoft.com/office/word/2023/wordml/word16du" xmlns:w16sdtdh="http://schemas.microsoft.com/office/word/2020/wordml/sdtdatahash" xmlns:w16se="http://schemas.microsoft.com/office/word/2015/wordml/symex" xmlns:wpg="http://schemas.microsoft.com/office/word/2010/wordprocessingGroup" xmlns:wpi="http://schemas.microsoft.com/office/word/2010/wordprocessingInk" xmlns:wne="http://schemas.microsoft.com/office/word/2006/wordml" xmlns:wps="http://schemas.microsoft.com/office/word/2010/wordprocessingShape" mc:Ignorable="w14 w15 w16se w16cid w16 w16cex w16sdtdh w16du wp14">
   <w:endnote w:type="separator" w:id="-1">
     <w:p>
       <w:r>
@@ -1946,7 +2459,7 @@
 </file>
 
 <file path=word/footer1.xml><?xml version="1.0" encoding="utf-8"?>
-<w:ftr xmlns:wpc="http://schemas.microsoft.com/office/word/2010/wordprocessingCanvas" xmlns:cx="http://schemas.microsoft.com/office/drawing/2014/chartex" xmlns:cx1="http://schemas.microsoft.com/office/drawing/2015/9/8/chartex" xmlns:cx2="http://schemas.microsoft.com/office/drawing/2015/10/21/chartex" xmlns:cx3="http://schemas.microsoft.com/office/drawing/2016/5/9/chartex" xmlns:cx4="http://schemas.microsoft.com/office/drawing/2016/5/10/chartex" xmlns:cx5="http://schemas.microsoft.com/office/drawing/2016/5/11/chartex" xmlns:cx6="http://schemas.microsoft.com/office/drawing/2016/5/12/chartex" xmlns:cx7="http://schemas.microsoft.com/office/drawing/2016/5/13/chartex" xmlns:cx8="http://schemas.microsoft.com/office/drawing/2016/5/14/chartex" xmlns:mc="http://schemas.openxmlformats.org/markup-compatibility/2006" xmlns:aink="http://schemas.microsoft.com/office/drawing/2016/ink" xmlns:am3d="http://schemas.microsoft.com/office/drawing/2017/model3d" xmlns:o="urn:schemas-microsoft-com:office:office" xmlns:oel="http://schemas.microsoft.com/office/2019/extlst" xmlns:r="http://schemas.openxmlformats.org/officeDocument/2006/relationships" xmlns:m="http://schemas.openxmlformats.org/officeDocument/2006/math" xmlns:v="urn:schemas-microsoft-com:vml" xmlns:wp14="http://schemas.microsoft.com/office/word/2010/wordprocessingDrawing" xmlns:wp="http://schemas.openxmlformats.org/drawingml/2006/wordprocessingDrawing" xmlns:w10="urn:schemas-microsoft-com:office:word" xmlns:w="http://schemas.openxmlformats.org/wordprocessingml/2006/main" xmlns:w14="http://schemas.microsoft.com/office/word/2010/wordml" xmlns:w15="http://schemas.microsoft.com/office/word/2012/wordml" xmlns:w16cex="http://schemas.microsoft.com/office/word/2018/wordml/cex" xmlns:w16cid="http://schemas.microsoft.com/office/word/2016/wordml/cid" xmlns:w16="http://schemas.microsoft.com/office/word/2018/wordml" xmlns:w16sdtdh="http://schemas.microsoft.com/office/word/2020/wordml/sdtdatahash" xmlns:w16se="http://schemas.microsoft.com/office/word/2015/wordml/symex" xmlns:wpg="http://schemas.microsoft.com/office/word/2010/wordprocessingGroup" xmlns:wpi="http://schemas.microsoft.com/office/word/2010/wordprocessingInk" xmlns:wne="http://schemas.microsoft.com/office/word/2006/wordml" xmlns:wps="http://schemas.microsoft.com/office/word/2010/wordprocessingShape" mc:Ignorable="w14 w15 w16se w16cid w16 w16cex w16sdtdh wp14">
+<w:ftr xmlns:wpc="http://schemas.microsoft.com/office/word/2010/wordprocessingCanvas" xmlns:cx="http://schemas.microsoft.com/office/drawing/2014/chartex" xmlns:cx1="http://schemas.microsoft.com/office/drawing/2015/9/8/chartex" xmlns:cx2="http://schemas.microsoft.com/office/drawing/2015/10/21/chartex" xmlns:cx3="http://schemas.microsoft.com/office/drawing/2016/5/9/chartex" xmlns:cx4="http://schemas.microsoft.com/office/drawing/2016/5/10/chartex" xmlns:cx5="http://schemas.microsoft.com/office/drawing/2016/5/11/chartex" xmlns:cx6="http://schemas.microsoft.com/office/drawing/2016/5/12/chartex" xmlns:cx7="http://schemas.microsoft.com/office/drawing/2016/5/13/chartex" xmlns:cx8="http://schemas.microsoft.com/office/drawing/2016/5/14/chartex" xmlns:mc="http://schemas.openxmlformats.org/markup-compatibility/2006" xmlns:aink="http://schemas.microsoft.com/office/drawing/2016/ink" xmlns:am3d="http://schemas.microsoft.com/office/drawing/2017/model3d" xmlns:o="urn:schemas-microsoft-com:office:office" xmlns:oel="http://schemas.microsoft.com/office/2019/extlst" xmlns:r="http://schemas.openxmlformats.org/officeDocument/2006/relationships" xmlns:m="http://schemas.openxmlformats.org/officeDocument/2006/math" xmlns:v="urn:schemas-microsoft-com:vml" xmlns:wp14="http://schemas.microsoft.com/office/word/2010/wordprocessingDrawing" xmlns:wp="http://schemas.openxmlformats.org/drawingml/2006/wordprocessingDrawing" xmlns:w10="urn:schemas-microsoft-com:office:word" xmlns:w="http://schemas.openxmlformats.org/wordprocessingml/2006/main" xmlns:w14="http://schemas.microsoft.com/office/word/2010/wordml" xmlns:w15="http://schemas.microsoft.com/office/word/2012/wordml" xmlns:w16cex="http://schemas.microsoft.com/office/word/2018/wordml/cex" xmlns:w16cid="http://schemas.microsoft.com/office/word/2016/wordml/cid" xmlns:w16="http://schemas.microsoft.com/office/word/2018/wordml" xmlns:w16du="http://schemas.microsoft.com/office/word/2023/wordml/word16du" xmlns:w16sdtdh="http://schemas.microsoft.com/office/word/2020/wordml/sdtdatahash" xmlns:w16se="http://schemas.microsoft.com/office/word/2015/wordml/symex" xmlns:wpg="http://schemas.microsoft.com/office/word/2010/wordprocessingGroup" xmlns:wpi="http://schemas.microsoft.com/office/word/2010/wordprocessingInk" xmlns:wne="http://schemas.microsoft.com/office/word/2006/wordml" xmlns:wps="http://schemas.microsoft.com/office/word/2010/wordprocessingShape" mc:Ignorable="w14 w15 w16se w16cid w16 w16cex w16sdtdh w16du wp14">
   <w:p>
     <w:pPr>
       <w:ind w:firstLine="360"/>
@@ -1956,7 +2469,7 @@
 </file>
 
 <file path=word/footnotes.xml><?xml version="1.0" encoding="utf-8"?>
-<w:footnotes xmlns:wpc="http://schemas.microsoft.com/office/word/2010/wordprocessingCanvas" xmlns:cx="http://schemas.microsoft.com/office/drawing/2014/chartex" xmlns:cx1="http://schemas.microsoft.com/office/drawing/2015/9/8/chartex" xmlns:cx2="http://schemas.microsoft.com/office/drawing/2015/10/21/chartex" xmlns:cx3="http://schemas.microsoft.com/office/drawing/2016/5/9/chartex" xmlns:cx4="http://schemas.microsoft.com/office/drawing/2016/5/10/chartex" xmlns:cx5="http://schemas.microsoft.com/office/drawing/2016/5/11/chartex" xmlns:cx6="http://schemas.microsoft.com/office/drawing/2016/5/12/chartex" xmlns:cx7="http://schemas.microsoft.com/office/drawing/2016/5/13/chartex" xmlns:cx8="http://schemas.microsoft.com/office/drawing/2016/5/14/chartex" xmlns:mc="http://schemas.openxmlformats.org/markup-compatibility/2006" xmlns:aink="http://schemas.microsoft.com/office/drawing/2016/ink" xmlns:am3d="http://schemas.microsoft.com/office/drawing/2017/model3d" xmlns:o="urn:schemas-microsoft-com:office:office" xmlns:oel="http://schemas.microsoft.com/office/2019/extlst" xmlns:r="http://schemas.openxmlformats.org/officeDocument/2006/relationships" xmlns:m="http://schemas.openxmlformats.org/officeDocument/2006/math" xmlns:v="urn:schemas-microsoft-com:vml" xmlns:wp14="http://schemas.microsoft.com/office/word/2010/wordprocessingDrawing" xmlns:wp="http://schemas.openxmlformats.org/drawingml/2006/wordprocessingDrawing" xmlns:w10="urn:schemas-microsoft-com:office:word" xmlns:w="http://schemas.openxmlformats.org/wordprocessingml/2006/main" xmlns:w14="http://schemas.microsoft.com/office/word/2010/wordml" xmlns:w15="http://schemas.microsoft.com/office/word/2012/wordml" xmlns:w16cex="http://schemas.microsoft.com/office/word/2018/wordml/cex" xmlns:w16cid="http://schemas.microsoft.com/office/word/2016/wordml/cid" xmlns:w16="http://schemas.microsoft.com/office/word/2018/wordml" xmlns:w16sdtdh="http://schemas.microsoft.com/office/word/2020/wordml/sdtdatahash" xmlns:w16se="http://schemas.microsoft.com/office/word/2015/wordml/symex" xmlns:wpg="http://schemas.microsoft.com/office/word/2010/wordprocessingGroup" xmlns:wpi="http://schemas.microsoft.com/office/word/2010/wordprocessingInk" xmlns:wne="http://schemas.microsoft.com/office/word/2006/wordml" xmlns:wps="http://schemas.microsoft.com/office/word/2010/wordprocessingShape" mc:Ignorable="w14 w15 w16se w16cid w16 w16cex w16sdtdh wp14">
+<w:footnotes xmlns:wpc="http://schemas.microsoft.com/office/word/2010/wordprocessingCanvas" xmlns:cx="http://schemas.microsoft.com/office/drawing/2014/chartex" xmlns:cx1="http://schemas.microsoft.com/office/drawing/2015/9/8/chartex" xmlns:cx2="http://schemas.microsoft.com/office/drawing/2015/10/21/chartex" xmlns:cx3="http://schemas.microsoft.com/office/drawing/2016/5/9/chartex" xmlns:cx4="http://schemas.microsoft.com/office/drawing/2016/5/10/chartex" xmlns:cx5="http://schemas.microsoft.com/office/drawing/2016/5/11/chartex" xmlns:cx6="http://schemas.microsoft.com/office/drawing/2016/5/12/chartex" xmlns:cx7="http://schemas.microsoft.com/office/drawing/2016/5/13/chartex" xmlns:cx8="http://schemas.microsoft.com/office/drawing/2016/5/14/chartex" xmlns:mc="http://schemas.openxmlformats.org/markup-compatibility/2006" xmlns:aink="http://schemas.microsoft.com/office/drawing/2016/ink" xmlns:am3d="http://schemas.microsoft.com/office/drawing/2017/model3d" xmlns:o="urn:schemas-microsoft-com:office:office" xmlns:oel="http://schemas.microsoft.com/office/2019/extlst" xmlns:r="http://schemas.openxmlformats.org/officeDocument/2006/relationships" xmlns:m="http://schemas.openxmlformats.org/officeDocument/2006/math" xmlns:v="urn:schemas-microsoft-com:vml" xmlns:wp14="http://schemas.microsoft.com/office/word/2010/wordprocessingDrawing" xmlns:wp="http://schemas.openxmlformats.org/drawingml/2006/wordprocessingDrawing" xmlns:w10="urn:schemas-microsoft-com:office:word" xmlns:w="http://schemas.openxmlformats.org/wordprocessingml/2006/main" xmlns:w14="http://schemas.microsoft.com/office/word/2010/wordml" xmlns:w15="http://schemas.microsoft.com/office/word/2012/wordml" xmlns:w16cex="http://schemas.microsoft.com/office/word/2018/wordml/cex" xmlns:w16cid="http://schemas.microsoft.com/office/word/2016/wordml/cid" xmlns:w16="http://schemas.microsoft.com/office/word/2018/wordml" xmlns:w16du="http://schemas.microsoft.com/office/word/2023/wordml/word16du" xmlns:w16sdtdh="http://schemas.microsoft.com/office/word/2020/wordml/sdtdatahash" xmlns:w16se="http://schemas.microsoft.com/office/word/2015/wordml/symex" xmlns:wpg="http://schemas.microsoft.com/office/word/2010/wordprocessingGroup" xmlns:wpi="http://schemas.microsoft.com/office/word/2010/wordprocessingInk" xmlns:wne="http://schemas.microsoft.com/office/word/2006/wordml" xmlns:wps="http://schemas.microsoft.com/office/word/2010/wordprocessingShape" mc:Ignorable="w14 w15 w16se w16cid w16 w16cex w16sdtdh w16du wp14">
   <w:footnote w:type="separator" w:id="-1">
     <w:p>
       <w:r>
@@ -1975,7 +2488,7 @@
 </file>
 
 <file path=word/header1.xml><?xml version="1.0" encoding="utf-8"?>
-<w:hdr xmlns:wpc="http://schemas.microsoft.com/office/word/2010/wordprocessingCanvas" xmlns:cx="http://schemas.microsoft.com/office/drawing/2014/chartex" xmlns:cx1="http://schemas.microsoft.com/office/drawing/2015/9/8/chartex" xmlns:cx2="http://schemas.microsoft.com/office/drawing/2015/10/21/chartex" xmlns:cx3="http://schemas.microsoft.com/office/drawing/2016/5/9/chartex" xmlns:cx4="http://schemas.microsoft.com/office/drawing/2016/5/10/chartex" xmlns:cx5="http://schemas.microsoft.com/office/drawing/2016/5/11/chartex" xmlns:cx6="http://schemas.microsoft.com/office/drawing/2016/5/12/chartex" xmlns:cx7="http://schemas.microsoft.com/office/drawing/2016/5/13/chartex" xmlns:cx8="http://schemas.microsoft.com/office/drawing/2016/5/14/chartex" xmlns:mc="http://schemas.openxmlformats.org/markup-compatibility/2006" xmlns:aink="http://schemas.microsoft.com/office/drawing/2016/ink" xmlns:am3d="http://schemas.microsoft.com/office/drawing/2017/model3d" xmlns:o="urn:schemas-microsoft-com:office:office" xmlns:oel="http://schemas.microsoft.com/office/2019/extlst" xmlns:r="http://schemas.openxmlformats.org/officeDocument/2006/relationships" xmlns:m="http://schemas.openxmlformats.org/officeDocument/2006/math" xmlns:v="urn:schemas-microsoft-com:vml" xmlns:wp14="http://schemas.microsoft.com/office/word/2010/wordprocessingDrawing" xmlns:wp="http://schemas.openxmlformats.org/drawingml/2006/wordprocessingDrawing" xmlns:w10="urn:schemas-microsoft-com:office:word" xmlns:w="http://schemas.openxmlformats.org/wordprocessingml/2006/main" xmlns:w14="http://schemas.microsoft.com/office/word/2010/wordml" xmlns:w15="http://schemas.microsoft.com/office/word/2012/wordml" xmlns:w16cex="http://schemas.microsoft.com/office/word/2018/wordml/cex" xmlns:w16cid="http://schemas.microsoft.com/office/word/2016/wordml/cid" xmlns:w16="http://schemas.microsoft.com/office/word/2018/wordml" xmlns:w16sdtdh="http://schemas.microsoft.com/office/word/2020/wordml/sdtdatahash" xmlns:w16se="http://schemas.microsoft.com/office/word/2015/wordml/symex" xmlns:wpg="http://schemas.microsoft.com/office/word/2010/wordprocessingGroup" xmlns:wpi="http://schemas.microsoft.com/office/word/2010/wordprocessingInk" xmlns:wne="http://schemas.microsoft.com/office/word/2006/wordml" xmlns:wps="http://schemas.microsoft.com/office/word/2010/wordprocessingShape" mc:Ignorable="w14 w15 w16se w16cid w16 w16cex w16sdtdh wp14">
+<w:hdr xmlns:wpc="http://schemas.microsoft.com/office/word/2010/wordprocessingCanvas" xmlns:cx="http://schemas.microsoft.com/office/drawing/2014/chartex" xmlns:cx1="http://schemas.microsoft.com/office/drawing/2015/9/8/chartex" xmlns:cx2="http://schemas.microsoft.com/office/drawing/2015/10/21/chartex" xmlns:cx3="http://schemas.microsoft.com/office/drawing/2016/5/9/chartex" xmlns:cx4="http://schemas.microsoft.com/office/drawing/2016/5/10/chartex" xmlns:cx5="http://schemas.microsoft.com/office/drawing/2016/5/11/chartex" xmlns:cx6="http://schemas.microsoft.com/office/drawing/2016/5/12/chartex" xmlns:cx7="http://schemas.microsoft.com/office/drawing/2016/5/13/chartex" xmlns:cx8="http://schemas.microsoft.com/office/drawing/2016/5/14/chartex" xmlns:mc="http://schemas.openxmlformats.org/markup-compatibility/2006" xmlns:aink="http://schemas.microsoft.com/office/drawing/2016/ink" xmlns:am3d="http://schemas.microsoft.com/office/drawing/2017/model3d" xmlns:o="urn:schemas-microsoft-com:office:office" xmlns:oel="http://schemas.microsoft.com/office/2019/extlst" xmlns:r="http://schemas.openxmlformats.org/officeDocument/2006/relationships" xmlns:m="http://schemas.openxmlformats.org/officeDocument/2006/math" xmlns:v="urn:schemas-microsoft-com:vml" xmlns:wp14="http://schemas.microsoft.com/office/word/2010/wordprocessingDrawing" xmlns:wp="http://schemas.openxmlformats.org/drawingml/2006/wordprocessingDrawing" xmlns:w10="urn:schemas-microsoft-com:office:word" xmlns:w="http://schemas.openxmlformats.org/wordprocessingml/2006/main" xmlns:w14="http://schemas.microsoft.com/office/word/2010/wordml" xmlns:w15="http://schemas.microsoft.com/office/word/2012/wordml" xmlns:w16cex="http://schemas.microsoft.com/office/word/2018/wordml/cex" xmlns:w16cid="http://schemas.microsoft.com/office/word/2016/wordml/cid" xmlns:w16="http://schemas.microsoft.com/office/word/2018/wordml" xmlns:w16du="http://schemas.microsoft.com/office/word/2023/wordml/word16du" xmlns:w16sdtdh="http://schemas.microsoft.com/office/word/2020/wordml/sdtdatahash" xmlns:w16se="http://schemas.microsoft.com/office/word/2015/wordml/symex" xmlns:wpg="http://schemas.microsoft.com/office/word/2010/wordprocessingGroup" xmlns:wpi="http://schemas.microsoft.com/office/word/2010/wordprocessingInk" xmlns:wne="http://schemas.microsoft.com/office/word/2006/wordml" xmlns:wps="http://schemas.microsoft.com/office/word/2010/wordprocessingShape" mc:Ignorable="w14 w15 w16se w16cid w16 w16cex w16sdtdh w16du wp14">
   <w:p>
     <w:pPr>
       <w:ind w:firstLine="360"/>
@@ -1985,7 +2498,7 @@
 </file>
 
 <file path=word/numbering.xml><?xml version="1.0" encoding="utf-8"?>
-<w:numbering xmlns:wpc="http://schemas.microsoft.com/office/word/2010/wordprocessingCanvas" xmlns:cx="http://schemas.microsoft.com/office/drawing/2014/chartex" xmlns:cx1="http://schemas.microsoft.com/office/drawing/2015/9/8/chartex" xmlns:cx2="http://schemas.microsoft.com/office/drawing/2015/10/21/chartex" xmlns:cx3="http://schemas.microsoft.com/office/drawing/2016/5/9/chartex" xmlns:cx4="http://schemas.microsoft.com/office/drawing/2016/5/10/chartex" xmlns:cx5="http://schemas.microsoft.com/office/drawing/2016/5/11/chartex" xmlns:cx6="http://schemas.microsoft.com/office/drawing/2016/5/12/chartex" xmlns:cx7="http://schemas.microsoft.com/office/drawing/2016/5/13/chartex" xmlns:cx8="http://schemas.microsoft.com/office/drawing/2016/5/14/chartex" xmlns:mc="http://schemas.openxmlformats.org/markup-compatibility/2006" xmlns:aink="http://schemas.microsoft.com/office/drawing/2016/ink" xmlns:am3d="http://schemas.microsoft.com/office/drawing/2017/model3d" xmlns:o="urn:schemas-microsoft-com:office:office" xmlns:oel="http://schemas.microsoft.com/office/2019/extlst" xmlns:r="http://schemas.openxmlformats.org/officeDocument/2006/relationships" xmlns:m="http://schemas.openxmlformats.org/officeDocument/2006/math" xmlns:v="urn:schemas-microsoft-com:vml" xmlns:wp14="http://schemas.microsoft.com/office/word/2010/wordprocessingDrawing" xmlns:wp="http://schemas.openxmlformats.org/drawingml/2006/wordprocessingDrawing" xmlns:w10="urn:schemas-microsoft-com:office:word" xmlns:w="http://schemas.openxmlformats.org/wordprocessingml/2006/main" xmlns:w14="http://schemas.microsoft.com/office/word/2010/wordml" xmlns:w15="http://schemas.microsoft.com/office/word/2012/wordml" xmlns:w16cex="http://schemas.microsoft.com/office/word/2018/wordml/cex" xmlns:w16cid="http://schemas.microsoft.com/office/word/2016/wordml/cid" xmlns:w16="http://schemas.microsoft.com/office/word/2018/wordml" xmlns:w16sdtdh="http://schemas.microsoft.com/office/word/2020/wordml/sdtdatahash" xmlns:w16se="http://schemas.microsoft.com/office/word/2015/wordml/symex" xmlns:wpg="http://schemas.microsoft.com/office/word/2010/wordprocessingGroup" xmlns:wpi="http://schemas.microsoft.com/office/word/2010/wordprocessingInk" xmlns:wne="http://schemas.microsoft.com/office/word/2006/wordml" xmlns:wps="http://schemas.microsoft.com/office/word/2010/wordprocessingShape" mc:Ignorable="w14 w15 w16se w16cid w16 w16cex w16sdtdh wp14">
+<w:numbering xmlns:wpc="http://schemas.microsoft.com/office/word/2010/wordprocessingCanvas" xmlns:cx="http://schemas.microsoft.com/office/drawing/2014/chartex" xmlns:cx1="http://schemas.microsoft.com/office/drawing/2015/9/8/chartex" xmlns:cx2="http://schemas.microsoft.com/office/drawing/2015/10/21/chartex" xmlns:cx3="http://schemas.microsoft.com/office/drawing/2016/5/9/chartex" xmlns:cx4="http://schemas.microsoft.com/office/drawing/2016/5/10/chartex" xmlns:cx5="http://schemas.microsoft.com/office/drawing/2016/5/11/chartex" xmlns:cx6="http://schemas.microsoft.com/office/drawing/2016/5/12/chartex" xmlns:cx7="http://schemas.microsoft.com/office/drawing/2016/5/13/chartex" xmlns:cx8="http://schemas.microsoft.com/office/drawing/2016/5/14/chartex" xmlns:mc="http://schemas.openxmlformats.org/markup-compatibility/2006" xmlns:aink="http://schemas.microsoft.com/office/drawing/2016/ink" xmlns:am3d="http://schemas.microsoft.com/office/drawing/2017/model3d" xmlns:o="urn:schemas-microsoft-com:office:office" xmlns:oel="http://schemas.microsoft.com/office/2019/extlst" xmlns:r="http://schemas.openxmlformats.org/officeDocument/2006/relationships" xmlns:m="http://schemas.openxmlformats.org/officeDocument/2006/math" xmlns:v="urn:schemas-microsoft-com:vml" xmlns:wp14="http://schemas.microsoft.com/office/word/2010/wordprocessingDrawing" xmlns:wp="http://schemas.openxmlformats.org/drawingml/2006/wordprocessingDrawing" xmlns:w10="urn:schemas-microsoft-com:office:word" xmlns:w="http://schemas.openxmlformats.org/wordprocessingml/2006/main" xmlns:w14="http://schemas.microsoft.com/office/word/2010/wordml" xmlns:w15="http://schemas.microsoft.com/office/word/2012/wordml" xmlns:w16cex="http://schemas.microsoft.com/office/word/2018/wordml/cex" xmlns:w16cid="http://schemas.microsoft.com/office/word/2016/wordml/cid" xmlns:w16="http://schemas.microsoft.com/office/word/2018/wordml" xmlns:w16du="http://schemas.microsoft.com/office/word/2023/wordml/word16du" xmlns:w16sdtdh="http://schemas.microsoft.com/office/word/2020/wordml/sdtdatahash" xmlns:w16se="http://schemas.microsoft.com/office/word/2015/wordml/symex" xmlns:wpg="http://schemas.microsoft.com/office/word/2010/wordprocessingGroup" xmlns:wpi="http://schemas.microsoft.com/office/word/2010/wordprocessingInk" xmlns:wne="http://schemas.microsoft.com/office/word/2006/wordml" xmlns:wps="http://schemas.microsoft.com/office/word/2010/wordprocessingShape" mc:Ignorable="w14 w15 w16se w16cid w16 w16cex w16sdtdh w16du wp14">
   <w:abstractNum w:abstractNumId="0" w15:restartNumberingAfterBreak="0">
     <w:nsid w:val="FFFFFF7E"/>
     <w:multiLevelType w:val="singleLevel"/>
@@ -9005,7 +9518,7 @@
 </file>
 
 <file path=word/styles.xml><?xml version="1.0" encoding="utf-8"?>
-<w:styles xmlns:mc="http://schemas.openxmlformats.org/markup-compatibility/2006" xmlns:r="http://schemas.openxmlformats.org/officeDocument/2006/relationships" xmlns:w="http://schemas.openxmlformats.org/wordprocessingml/2006/main" xmlns:w14="http://schemas.microsoft.com/office/word/2010/wordml" xmlns:w15="http://schemas.microsoft.com/office/word/2012/wordml" xmlns:w16cex="http://schemas.microsoft.com/office/word/2018/wordml/cex" xmlns:w16cid="http://schemas.microsoft.com/office/word/2016/wordml/cid" xmlns:w16="http://schemas.microsoft.com/office/word/2018/wordml" xmlns:w16sdtdh="http://schemas.microsoft.com/office/word/2020/wordml/sdtdatahash" xmlns:w16se="http://schemas.microsoft.com/office/word/2015/wordml/symex" mc:Ignorable="w14 w15 w16se w16cid w16 w16cex w16sdtdh">
+<w:styles xmlns:mc="http://schemas.openxmlformats.org/markup-compatibility/2006" xmlns:r="http://schemas.openxmlformats.org/officeDocument/2006/relationships" xmlns:w="http://schemas.openxmlformats.org/wordprocessingml/2006/main" xmlns:w14="http://schemas.microsoft.com/office/word/2010/wordml" xmlns:w15="http://schemas.microsoft.com/office/word/2012/wordml" xmlns:w16cex="http://schemas.microsoft.com/office/word/2018/wordml/cex" xmlns:w16cid="http://schemas.microsoft.com/office/word/2016/wordml/cid" xmlns:w16="http://schemas.microsoft.com/office/word/2018/wordml" xmlns:w16du="http://schemas.microsoft.com/office/word/2023/wordml/word16du" xmlns:w16sdtdh="http://schemas.microsoft.com/office/word/2020/wordml/sdtdatahash" xmlns:w16se="http://schemas.microsoft.com/office/word/2015/wordml/symex" mc:Ignorable="w14 w15 w16se w16cid w16 w16cex w16sdtdh w16du">
   <w:docDefaults>
     <w:rPrDefault>
       <w:rPr>
